--- a/DEFINITIVA/capitolo quinto testo.docx
+++ b/DEFINITIVA/capitolo quinto testo.docx
@@ -229,8 +229,6 @@
         </w:rPr>
         <w:t xml:space="preserve">. </w:t>
       </w:r>
-      <w:bookmarkStart w:id="0" w:name="_GoBack"/>
-      <w:bookmarkEnd w:id="0"/>
       <w:r>
         <w:rPr>
           <w:rFonts w:ascii="Bookman Old Style" w:hAnsi="Bookman Old Style" w:cs="Times New Roman"/>
@@ -504,6 +502,16 @@
         </w:rPr>
         <w:t>-americani, invocando una mobilitazione internazionale contro la politica di Washington</w:t>
       </w:r>
+      <w:r>
+        <w:rPr>
+          <w:rFonts w:ascii="Bookman Old Style" w:hAnsi="Bookman Old Style" w:cs="Times New Roman"/>
+          <w:sz w:val="28"/>
+          <w:szCs w:val="28"/>
+        </w:rPr>
+        <w:t>.</w:t>
+      </w:r>
+      <w:bookmarkStart w:id="0" w:name="_GoBack"/>
+      <w:bookmarkEnd w:id="0"/>
     </w:p>
     <w:p>
       <w:pPr>
@@ -521,7 +529,7 @@
       <w:footerReference w:type="default" r:id="rId8"/>
       <w:pgSz w:w="11906" w:h="16838"/>
       <w:pgMar w:top="2552" w:right="1134" w:bottom="1134" w:left="1134" w:header="709" w:footer="709" w:gutter="1134"/>
-      <w:pgNumType w:start="22"/>
+      <w:pgNumType w:start="23"/>
       <w:cols w:space="708"/>
       <w:docGrid w:linePitch="360"/>
     </w:sectPr>
@@ -584,7 +592,7 @@
           <w:rPr>
             <w:noProof/>
           </w:rPr>
-          <w:t>24</w:t>
+          <w:t>25</w:t>
         </w:r>
         <w:r>
           <w:fldChar w:fldCharType="end"/>
@@ -1038,6 +1046,7 @@
   <w:style w:type="character" w:default="1" w:styleId="Carpredefinitoparagrafo">
     <w:name w:val="Default Paragraph Font"/>
     <w:uiPriority w:val="1"/>
+    <w:semiHidden/>
     <w:unhideWhenUsed/>
   </w:style>
   <w:style w:type="table" w:default="1" w:styleId="Tabellanormale">
@@ -1417,7 +1426,7 @@
 </file>
 
 <file path=customXml/itemProps1.xml><?xml version="1.0" encoding="utf-8"?>
-<ds:datastoreItem xmlns:ds="http://schemas.openxmlformats.org/officeDocument/2006/customXml" ds:itemID="{7689595E-40E0-4F1F-A64C-A8C32411C063}">
+<ds:datastoreItem xmlns:ds="http://schemas.openxmlformats.org/officeDocument/2006/customXml" ds:itemID="{53F59816-170C-48DF-A177-EC5E281ABAD3}">
   <ds:schemaRefs>
     <ds:schemaRef ds:uri="http://schemas.openxmlformats.org/officeDocument/2006/bibliography"/>
   </ds:schemaRefs>
